--- a/rapports/2026-06-06/EQ27/EQ27_sup_v2/DR_061203020020/95-34-11-38.docx
+++ b/rapports/2026-06-06/EQ27/EQ27_sup_v2/DR_061203020020/95-34-11-38.docx
@@ -297,7 +297,7 @@
           <w:color w:val="1F6FEB"/>
           <w:sz w:val="22"/>
         </w:rPr>
-        <w:t>⚠ INCOHÉRENCES À CORRIGER (89)</w:t>
+        <w:t>⚠ INCOHÉRENCES À CORRIGER (86)</w:t>
       </w:r>
     </w:p>
     <w:tbl>
@@ -634,7 +634,7 @@
                 <w:color w:val="16A34A"/>
                 <w:sz w:val="16"/>
               </w:rPr>
-              <w:t>—</w:t>
+              <w:t>s01q32, s01q36, s01q38, s04q37_modif, s02q33, s02q34, s01q00b</w:t>
             </w:r>
           </w:p>
         </w:tc>
@@ -665,7 +665,7 @@
                 <w:i w:val="0"/>
                 <w:sz w:val="17"/>
               </w:rPr>
-              <w:t>Incohérence!!! seulement les écoles privées paient les frais de scolarité (y compris les frais d'inscription).</w:t>
+              <w:t>Peu probable!!! Vu l'âge (13 ans) de Serigne Modou Moustapha Ngom ou l'année à laquelle Serigne Modou Moustapha Ngom a fréquenté l'école pour la dernière fois (.) le dernier diplome de Serigne Modou Moustapha Ngom ne peut être le Certificat d'études primaires (CEP), prière de corriger cette incohérence ou confirmer avec le QG.</w:t>
             </w:r>
           </w:p>
         </w:tc>
@@ -755,7 +755,7 @@
                 <w:i w:val="0"/>
                 <w:sz w:val="17"/>
               </w:rPr>
-              <w:t>Peu probable!!! Vu l'âge (13 ans) de Serigne Modou Moustapha Ngom ou l'année à laquelle Serigne Modou Moustapha Ngom a fréquenté l'école pour la dernière fois (.) le dernier diplome de Serigne Modou Moustapha Ngom ne peut être le Certificat d'études primaires (CEP), prière de corriger cette incohérence ou confirmer avec le QG.</w:t>
+              <w:t>Peu probable!!! Vu l'âge (15 ans) de Sokhna Maï Mbacké Ngom ou l'année à laquelle Sokhna Maï Mbacké Ngom a fréquenté l'école pour la dernière fois (.) le dernier diplome de Sokhna Maï Mbacké Ngom ne peut être le Certificat d'études primaires (CEP), prière de corriger cette incohérence ou confirmer avec le QG.</w:t>
             </w:r>
           </w:p>
         </w:tc>
@@ -788,7 +788,7 @@
                 <w:i w:val="0"/>
                 <w:sz w:val="16"/>
               </w:rPr>
-              <w:t>S02</w:t>
+              <w:t>S11</w:t>
               <w:br/>
             </w:r>
             <w:r>
@@ -798,7 +798,7 @@
                 <w:color w:val="64748B"/>
                 <w:sz w:val="14"/>
               </w:rPr>
-              <w:t>Éducation</w:t>
+              <w:t>Logement / cadre de vie</w:t>
             </w:r>
           </w:p>
         </w:tc>
@@ -814,7 +814,7 @@
                 <w:color w:val="16A34A"/>
                 <w:sz w:val="16"/>
               </w:rPr>
-              <w:t>s01q32, s01q36, s01q38, s04q37_modif, s02q33, s02q34, s01q00b</w:t>
+              <w:t>—</w:t>
             </w:r>
           </w:p>
         </w:tc>
@@ -845,7 +845,7 @@
                 <w:i w:val="0"/>
                 <w:sz w:val="17"/>
               </w:rPr>
-              <w:t>Peu probable!!! Vu l'âge (15 ans) de Sokhna Maï Mbacké Ngom ou l'année à laquelle Sokhna Maï Mbacké Ngom a fréquenté l'école pour la dernière fois (.) le dernier diplome de Sokhna Maï Mbacké Ngom ne peut être le Certificat d'études primaires (CEP), prière de corriger cette incohérence ou confirmer avec le QG.</w:t>
+              <w:t>Incoherence!! Le ménage a depensé .</w:t>
             </w:r>
           </w:p>
         </w:tc>
@@ -904,7 +904,7 @@
                 <w:color w:val="16A34A"/>
                 <w:sz w:val="16"/>
               </w:rPr>
-              <w:t>—</w:t>
+              <w:t>s01q29, s01q31, s04q24, s00q04, s11q21, s09fq03, s09fq011</w:t>
             </w:r>
           </w:p>
         </w:tc>
@@ -935,7 +935,7 @@
                 <w:i w:val="0"/>
                 <w:sz w:val="17"/>
               </w:rPr>
-              <w:t>Incoherence!! Le ménage a depensé .</w:t>
+              <w:t>FCFA dans Frais de connexion au réseau de distribution d'eau mais dit ne pas être connecté à un réseau d'eau courante, prière de corriger cette incoherenceAttention!!! Les ménages vivants dans un(e) Maison Basse à KAOLACK Rural ont généralement comme principal matériau de construction le/la Ciment/Béton/Pierres de taille, mais celui du ménage de NDEYE DIAGNE (Briques cuites) diffère de celui-ci.</w:t>
             </w:r>
           </w:p>
         </w:tc>
@@ -968,7 +968,7 @@
                 <w:i w:val="0"/>
                 <w:sz w:val="16"/>
               </w:rPr>
-              <w:t>S11</w:t>
+              <w:t>S12</w:t>
               <w:br/>
             </w:r>
             <w:r>
@@ -978,7 +978,7 @@
                 <w:color w:val="64748B"/>
                 <w:sz w:val="14"/>
               </w:rPr>
-              <w:t>Logement / cadre de vie</w:t>
+              <w:t>Avoirs / biens durables</w:t>
             </w:r>
           </w:p>
         </w:tc>
@@ -994,7 +994,7 @@
                 <w:color w:val="16A34A"/>
                 <w:sz w:val="16"/>
               </w:rPr>
-              <w:t>s01q29, s01q31, s04q24, s00q04, s11q21, s09fq03, s09fq011</w:t>
+              <w:t>s00q08, s01q28, s01q29, s01q30, s02q01__2, s02q02__2, s03q20, s04q22</w:t>
             </w:r>
           </w:p>
         </w:tc>
@@ -1025,7 +1025,7 @@
                 <w:i w:val="0"/>
                 <w:sz w:val="17"/>
               </w:rPr>
-              <w:t>FCFA dans Frais de connexion au réseau de distribution d'eau mais dit ne pas être connecté à un réseau d'eau courante, prière de corriger cette incoherenceAttention!!! Les ménages vivants dans un(e) Maison Basse à KAOLACK Rural ont généralement comme principal matériau de construction le/la Ciment/Béton/Pierres de taille, mais celui du ménage de NDEYE DIAGNE (Briques cuites) diffère de celui-ci.</w:t>
+              <w:t>Le prix d'achat de l'article  Radio simple/Radiocassette est nul (achété à 0fcfa) mais le prix de revente est different de 0 impossible, prière de verifier et corriger.</w:t>
             </w:r>
           </w:p>
         </w:tc>
@@ -1058,7 +1058,7 @@
                 <w:i w:val="0"/>
                 <w:sz w:val="16"/>
               </w:rPr>
-              <w:t>S12</w:t>
+              <w:t>S16</w:t>
               <w:br/>
             </w:r>
             <w:r>
@@ -1068,7 +1068,7 @@
                 <w:color w:val="64748B"/>
                 <w:sz w:val="14"/>
               </w:rPr>
-              <w:t>Avoirs / biens durables</w:t>
+              <w:t>Agriculture</w:t>
             </w:r>
           </w:p>
         </w:tc>
@@ -1084,7 +1084,7 @@
                 <w:color w:val="16A34A"/>
                 <w:sz w:val="16"/>
               </w:rPr>
-              <w:t>s00q08, s01q28, s01q29, s01q30, s02q01__2, s02q02__2, s03q20, s04q22</w:t>
+              <w:t>s00q07a, s00q08, s00q10, s00q13_0, s00q15_0, s00q17_0, s00q23a, s00q23b</w:t>
             </w:r>
           </w:p>
         </w:tc>
@@ -1115,7 +1115,7 @@
                 <w:i w:val="0"/>
                 <w:sz w:val="17"/>
               </w:rPr>
-              <w:t>Le prix d'achat de l'article  Radio simple/Radiocassette est nul (achété à 0fcfa) mais le prix de revente est different de 0 impossible, prière de verifier et corriger.</w:t>
+              <w:t>La somme des quantités consommées (112.5 kg), des quantités offertes (37.5 kg),  des quantités vendus (1 kg) et des quantités en stock (0 kg) depasse la quantité totale (1 kg) que le ménage a eu après la recolte de Arachide , prière de corriger cette incoherence.</w:t>
             </w:r>
           </w:p>
         </w:tc>
@@ -1130,10 +1130,10 @@
               <w:rPr>
                 <w:b/>
                 <w:i w:val="0"/>
-                <w:color w:val="DC2626"/>
-                <w:sz w:val="16"/>
-              </w:rPr>
-              <w:t>Haute</w:t>
+                <w:color w:val="EA580C"/>
+                <w:sz w:val="16"/>
+              </w:rPr>
+              <w:t>Moyenne</w:t>
             </w:r>
           </w:p>
         </w:tc>
@@ -1148,7 +1148,7 @@
                 <w:i w:val="0"/>
                 <w:sz w:val="16"/>
               </w:rPr>
-              <w:t>S16</w:t>
+              <w:t>S00</w:t>
               <w:br/>
             </w:r>
             <w:r>
@@ -1158,7 +1158,7 @@
                 <w:color w:val="64748B"/>
                 <w:sz w:val="14"/>
               </w:rPr>
-              <w:t>Agriculture</w:t>
+              <w:t>Identification</w:t>
             </w:r>
           </w:p>
         </w:tc>
@@ -1174,7 +1174,7 @@
                 <w:color w:val="16A34A"/>
                 <w:sz w:val="16"/>
               </w:rPr>
-              <w:t>s00q07a, s00q08, s00q10, s00q13_0, s00q15_0, s00q17_0, s00q23a, s00q23b</w:t>
+              <w:t>—</w:t>
             </w:r>
           </w:p>
         </w:tc>
@@ -1205,7 +1205,7 @@
                 <w:i w:val="0"/>
                 <w:sz w:val="17"/>
               </w:rPr>
-              <w:t>La somme des quantités consommées (112.5 kg), des quantités offertes (37.5 kg),  des quantités vendus (1 kg) et des quantités en stock (0 kg) depasse la quantité totale (1 kg) que le ménage a eu après la recolte de Arachide , prière de corriger cette incoherence.</w:t>
+              <w:t>L'adresse ou la localisation du ménage doit être bien renseignée, ne doit pas contenir des numéros de téléphone et elle semble courte pour être une adresse.</w:t>
             </w:r>
           </w:p>
         </w:tc>
@@ -1295,7 +1295,7 @@
                 <w:i w:val="0"/>
                 <w:sz w:val="17"/>
               </w:rPr>
-              <w:t>L'adresse ou la localisation du ménage doit être bien renseignée, ne doit pas contenir des numéros de téléphone et elle semble courte pour être une adresse.</w:t>
+              <w:t>Prière de renseigner la bonne adresse.</w:t>
             </w:r>
           </w:p>
         </w:tc>
@@ -1328,7 +1328,7 @@
                 <w:i w:val="0"/>
                 <w:sz w:val="16"/>
               </w:rPr>
-              <w:t>S00</w:t>
+              <w:t>S01</w:t>
               <w:br/>
             </w:r>
             <w:r>
@@ -1338,7 +1338,7 @@
                 <w:color w:val="64748B"/>
                 <w:sz w:val="14"/>
               </w:rPr>
-              <w:t>Identification</w:t>
+              <w:t>Démographie</w:t>
             </w:r>
           </w:p>
         </w:tc>
@@ -1354,7 +1354,7 @@
                 <w:color w:val="16A34A"/>
                 <w:sz w:val="16"/>
               </w:rPr>
-              <w:t>—</w:t>
+              <w:t>s01q10_1</w:t>
             </w:r>
           </w:p>
         </w:tc>
@@ -1385,277 +1385,7 @@
                 <w:i w:val="0"/>
                 <w:sz w:val="17"/>
               </w:rPr>
-              <w:t>Prière de renseigner la bonne adresse.</w:t>
-            </w:r>
-          </w:p>
-        </w:tc>
-      </w:tr>
-      <w:tr>
-        <w:tc>
-          <w:tcPr>
-            <w:tcW w:type="dxa" w:w="964"/>
-          </w:tcPr>
-          <w:p>
-            <w:r>
-              <w:rPr>
-                <w:b/>
-                <w:i w:val="0"/>
-                <w:color w:val="EA580C"/>
-                <w:sz w:val="16"/>
-              </w:rPr>
-              <w:t>Moyenne</w:t>
-            </w:r>
-          </w:p>
-        </w:tc>
-        <w:tc>
-          <w:tcPr>
-            <w:tcW w:type="dxa" w:w="1247"/>
-          </w:tcPr>
-          <w:p>
-            <w:r>
-              <w:rPr>
-                <w:b/>
-                <w:i w:val="0"/>
-                <w:sz w:val="16"/>
-              </w:rPr>
-              <w:t>S01</w:t>
-              <w:br/>
-            </w:r>
-            <w:r>
-              <w:rPr>
-                <w:b w:val="0"/>
-                <w:i w:val="0"/>
-                <w:color w:val="64748B"/>
-                <w:sz w:val="14"/>
-              </w:rPr>
-              <w:t>Démographie</w:t>
-            </w:r>
-          </w:p>
-        </w:tc>
-        <w:tc>
-          <w:tcPr>
-            <w:tcW w:type="dxa" w:w="1531"/>
-          </w:tcPr>
-          <w:p>
-            <w:r>
-              <w:rPr>
-                <w:b/>
-                <w:i w:val="0"/>
-                <w:color w:val="16A34A"/>
-                <w:sz w:val="16"/>
-              </w:rPr>
-              <w:t>s01q10_1</w:t>
-            </w:r>
-          </w:p>
-        </w:tc>
-        <w:tc>
-          <w:tcPr>
-            <w:tcW w:type="dxa" w:w="1191"/>
-          </w:tcPr>
-          <w:p>
-            <w:r>
-              <w:rPr>
-                <w:b w:val="0"/>
-                <w:i w:val="0"/>
-                <w:color w:val="64748B"/>
-                <w:sz w:val="16"/>
-              </w:rPr>
-              <w:t>GT-CQ</w:t>
-            </w:r>
-          </w:p>
-        </w:tc>
-        <w:tc>
-          <w:tcPr>
-            <w:tcW w:type="dxa" w:w="4706"/>
-          </w:tcPr>
-          <w:p>
-            <w:r>
-              <w:rPr>
-                <w:b w:val="0"/>
-                <w:i w:val="0"/>
-                <w:sz w:val="17"/>
-              </w:rPr>
               <w:t>La taille du ménage lors de l'enquête principale (3) de ce ménage est inférieur à la taille du denombrement (7), prière de fournir des explications concrètes ou aller revisiter le ménage.</w:t>
-            </w:r>
-          </w:p>
-        </w:tc>
-      </w:tr>
-      <w:tr>
-        <w:tc>
-          <w:tcPr>
-            <w:tcW w:type="dxa" w:w="964"/>
-          </w:tcPr>
-          <w:p>
-            <w:r>
-              <w:rPr>
-                <w:b/>
-                <w:i w:val="0"/>
-                <w:color w:val="EA580C"/>
-                <w:sz w:val="16"/>
-              </w:rPr>
-              <w:t>Moyenne</w:t>
-            </w:r>
-          </w:p>
-        </w:tc>
-        <w:tc>
-          <w:tcPr>
-            <w:tcW w:type="dxa" w:w="1247"/>
-          </w:tcPr>
-          <w:p>
-            <w:r>
-              <w:rPr>
-                <w:b/>
-                <w:i w:val="0"/>
-                <w:sz w:val="16"/>
-              </w:rPr>
-              <w:t>S02</w:t>
-              <w:br/>
-            </w:r>
-            <w:r>
-              <w:rPr>
-                <w:b w:val="0"/>
-                <w:i w:val="0"/>
-                <w:color w:val="64748B"/>
-                <w:sz w:val="14"/>
-              </w:rPr>
-              <w:t>Éducation</w:t>
-            </w:r>
-          </w:p>
-        </w:tc>
-        <w:tc>
-          <w:tcPr>
-            <w:tcW w:type="dxa" w:w="1531"/>
-          </w:tcPr>
-          <w:p>
-            <w:r>
-              <w:rPr>
-                <w:b/>
-                <w:i w:val="0"/>
-                <w:color w:val="16A34A"/>
-                <w:sz w:val="16"/>
-              </w:rPr>
-              <w:t>—</w:t>
-            </w:r>
-          </w:p>
-        </w:tc>
-        <w:tc>
-          <w:tcPr>
-            <w:tcW w:type="dxa" w:w="1191"/>
-          </w:tcPr>
-          <w:p>
-            <w:r>
-              <w:rPr>
-                <w:b w:val="0"/>
-                <w:i w:val="0"/>
-                <w:color w:val="64748B"/>
-                <w:sz w:val="16"/>
-              </w:rPr>
-              <w:t>GT-CQ</w:t>
-            </w:r>
-          </w:p>
-        </w:tc>
-        <w:tc>
-          <w:tcPr>
-            <w:tcW w:type="dxa" w:w="4706"/>
-          </w:tcPr>
-          <w:p>
-            <w:r>
-              <w:rPr>
-                <w:b w:val="0"/>
-                <w:i w:val="0"/>
-                <w:sz w:val="17"/>
-              </w:rPr>
-              <w:t>veuillez, s'il vous plait, confirmer les frais de scolarité ( 5000 FCFA) payée de Serigne Modou Moustapha Ngom avec le QG ou apporter les corrections nécessaires.</w:t>
-            </w:r>
-          </w:p>
-        </w:tc>
-      </w:tr>
-      <w:tr>
-        <w:tc>
-          <w:tcPr>
-            <w:tcW w:type="dxa" w:w="964"/>
-          </w:tcPr>
-          <w:p>
-            <w:r>
-              <w:rPr>
-                <w:b/>
-                <w:i w:val="0"/>
-                <w:color w:val="EA580C"/>
-                <w:sz w:val="16"/>
-              </w:rPr>
-              <w:t>Moyenne</w:t>
-            </w:r>
-          </w:p>
-        </w:tc>
-        <w:tc>
-          <w:tcPr>
-            <w:tcW w:type="dxa" w:w="1247"/>
-          </w:tcPr>
-          <w:p>
-            <w:r>
-              <w:rPr>
-                <w:b/>
-                <w:i w:val="0"/>
-                <w:sz w:val="16"/>
-              </w:rPr>
-              <w:t>S02</w:t>
-              <w:br/>
-            </w:r>
-            <w:r>
-              <w:rPr>
-                <w:b w:val="0"/>
-                <w:i w:val="0"/>
-                <w:color w:val="64748B"/>
-                <w:sz w:val="14"/>
-              </w:rPr>
-              <w:t>Éducation</w:t>
-            </w:r>
-          </w:p>
-        </w:tc>
-        <w:tc>
-          <w:tcPr>
-            <w:tcW w:type="dxa" w:w="1531"/>
-          </w:tcPr>
-          <w:p>
-            <w:r>
-              <w:rPr>
-                <w:b/>
-                <w:i w:val="0"/>
-                <w:color w:val="16A34A"/>
-                <w:sz w:val="16"/>
-              </w:rPr>
-              <w:t>—</w:t>
-            </w:r>
-          </w:p>
-        </w:tc>
-        <w:tc>
-          <w:tcPr>
-            <w:tcW w:type="dxa" w:w="1191"/>
-          </w:tcPr>
-          <w:p>
-            <w:r>
-              <w:rPr>
-                <w:b w:val="0"/>
-                <w:i w:val="0"/>
-                <w:color w:val="64748B"/>
-                <w:sz w:val="16"/>
-              </w:rPr>
-              <w:t>GT-CQ</w:t>
-            </w:r>
-          </w:p>
-        </w:tc>
-        <w:tc>
-          <w:tcPr>
-            <w:tcW w:type="dxa" w:w="4706"/>
-          </w:tcPr>
-          <w:p>
-            <w:r>
-              <w:rPr>
-                <w:b w:val="0"/>
-                <w:i w:val="0"/>
-                <w:sz w:val="17"/>
-              </w:rPr>
-              <w:t>veuillez, s'il vous plait, confirmer les frais de scolarité ( 5000 FCFA) payée de Sokhna Maï Mbacké Ngom avec le QG ou apporter les corrections nécessaires.</w:t>
             </w:r>
           </w:p>
         </w:tc>
